--- a/studies/proposal_2to4cm_extent_molecular_20260326/elicit_expansion_20260509/manuscript_v3_draft.docx
+++ b/studies/proposal_2to4cm_extent_molecular_20260326/elicit_expansion_20260509/manuscript_v3_draft.docx
@@ -499,7 +499,7 @@
         <w:spacing w:after="120"/>
       </w:pPr>
       <w:r>
-        <w:t xml:space="preserve">Among 8,368 surgical patients, 933 had Bethesda III/IV cytology and 497 had a named molecular platform; 180 patients had a classifiable platform-reported call AND a final histology. After patient-level deduplication (latest preoperative test) the 2×2-evaluable subset comprised 76 Afirma (B3 34, B4 42) and 104 ThyroSeq (B3 72, B4 32) patients, plus 15 ThyroSeq INTERMEDIATE-band patients reported separately.</w:t>
+        <w:t xml:space="preserve">Among 8,368 surgical patients, 933 had Bethesda III/IV cytology and 497 had a named molecular platform; after platform reclassification (mig_323, 2026-05-09), 317 patients had a classifiable platform-reported call AND a final histology. After patient-level deduplication (latest preoperative test) the 2×2-evaluable subset comprised 91 Afirma and 226 ThyroSeq patients, plus 26 ThyroSeq INTERMEDIATE-band patients reported separately, and 17 ThyroSeq not-classifiable (down from 165 in the pre-reclassification v2 analysis after removing mislabeled Afirma rows).</w:t>
       </w:r>
     </w:p>
     <w:p>
@@ -507,7 +507,7 @@
         <w:spacing w:after="120"/>
       </w:pPr>
       <w:r>
-        <w:t xml:space="preserve">In Bethesda III/IV all sizes (Strict, NIFTP=benign): Afirma sensitivity was 89.4% (95% CI 77.4–95.4), specificity 17.2% (7.6–34.5), PPV 63.6% (51.6–74.2), NPV 50.0% (23.7–76.3); ThyroSeq sensitivity was 67.3% (53.4–78.8), specificity 61.8% (48.6–73.5), PPV 61.1% (47.8–73.0), NPV 68.0% (54.2–79.2). In the Bethesda III/IV 2–4 cm subgroup ThyroSeq sensitivity, specificity, PPV, and NPV all clustered at 88.9–90.0% (n=19 evaluable); the corresponding Afirma cell (n=4) was too small to interpret. The ThyroSeq INTERMEDIATE band (n=15 across B3+B4) was 47% malignant on final histology, sitting between the negative band (32% malignant on path) and the positive band (65% malignant on path) as expected. Full Strict and Inclusive (NIFTP=malignant) tables, including B3-only and B4-only subgroup rows, appear in Table 3 v2 and Figure 2.</w:t>
+        <w:t xml:space="preserve">In Bethesda III/IV all sizes (Strict, NIFTP=benign): Afirma sensitivity was 90.4% (95% CI 79.4–95.8), specificity 20.5% (10.8–35.5), PPV 60.3% (49.2–70.4), NPV 61.5% (35.5–82.3); ThyroSeq sensitivity was 69.7% (60.5–77.6), specificity 63.2% (54.2–71.4), PPV 63.9% (54.9–71.9), NPV 69.2% (59.9–77.1). In the Bethesda III/IV 2–4 cm subgroup ThyroSeq sensitivity 86.7% (62.1–96.3), specificity 75.0% (50.5–89.8), PPV 76.5% (52.7–90.4), and NPV 85.7% (60.1–96.0) on n=31 evaluable patients; the corresponding Afirma cell remained small (n=5, sensitivity 75.0% [30.1–95.4]) and is reported descriptively rather than as a stable estimate. The ThyroSeq INTERMEDIATE band (n=26 across B3+B4) sat between the negative and positive bands on final-histology proportions as expected. Full Strict and Inclusive (NIFTP=malignant) tables, including B3-only and B4-only subgroup rows, appear in Table 3 v3 and Figure 2.</w:t>
       </w:r>
     </w:p>
     <w:p>
@@ -520,7 +520,7 @@
           <wp:inline distT="0" distB="0" distL="0" distR="0">
             <wp:extent cx="5715000" cy="3429000"/>
             <wp:effectExtent t="0" r="0" b="0" l="0"/>
-            <wp:docPr id="1" name="fig2_forest_diagnostic_performance.png" descr="Figure 2. Forest plot of sensitivity, specificity, PPV, and NPV (Wilson 95% CIs) for Afirma vs ThyroSeq in Bethesda III/IV; Strict NIFTP=benign rule. The 2–4 cm Afirma cell (n=4) is shown for completeness but is too small for stable interpretation." title="fig2_forest_diagnostic_performance.png"/>
+            <wp:docPr id="1" name="fig2_forest_diagnostic_performance.png" descr="Figure 2. Forest plot of sensitivity, specificity, PPV, and NPV (Wilson 95% CIs) for Afirma vs ThyroSeq in Bethesda III/IV; Strict NIFTP=benign rule. v3 numbers post-mig_323 platform reclassification. The 2–4 cm Afirma cell (n=5) is shown for completeness but is too small for stable interpretation." title="fig2_forest_diagnostic_performance.png"/>
             <wp:cNvGraphicFramePr>
               <a:graphicFrameLocks xmlns:a="http://schemas.openxmlformats.org/drawingml/2006/main" noChangeAspect="1"/>
             </wp:cNvGraphicFramePr>
@@ -568,7 +568,7 @@
           <w:sz w:val="18"/>
           <w:szCs w:val="18"/>
         </w:rPr>
-        <w:t xml:space="preserve">Figure 2. Forest plot of sensitivity, specificity, PPV, and NPV (Wilson 95% CIs) for Afirma vs ThyroSeq in Bethesda III/IV; Strict NIFTP=benign rule. The 2–4 cm Afirma cell (n=4) is shown for completeness but is too small for stable interpretation.</w:t>
+        <w:t xml:space="preserve">Figure 2. Forest plot of sensitivity, specificity, PPV, and NPV (Wilson 95% CIs) for Afirma vs ThyroSeq in Bethesda III/IV; Strict NIFTP=benign rule. v3 numbers post-mig_323 platform reclassification. The 2–4 cm Afirma cell (n=5) is shown for completeness but is too small for stable interpretation.</w:t>
       </w:r>
     </w:p>
     <w:p>
@@ -589,7 +589,7 @@
         <w:spacing w:after="120"/>
       </w:pPr>
       <w:r>
-        <w:t xml:space="preserve">ThyroSeq numeric ROM% (rom_percent_point) tracked the descriptive bands without ambiguity. Negative-call median ROM was 3% [IQR 3–3] for benign histology (n with numeric ROM=29) and 3% [3–3] for malignant histology (n=14). INTERMEDIATE-call median ROM was 50% [40–50] for benign (n=8) and 50% [40–70] for malignant (n=7). Positive-call median ROM was 70% [60–70] for benign (n=17) and 70% [70–70] for malignant (n=31). The numeric ROM% in this cohort therefore validates the band assignments without contradiction (Figure 3).</w:t>
+        <w:t xml:space="preserve">ThyroSeq numeric ROM% (rom_percent_point) tracked the descriptive bands without ambiguity. Negative-call median ROM was 3% [IQR 3–3] for benign histology (n with numeric ROM=58) and 3% [3–3] for malignant histology (n=21). INTERMEDIATE-call median ROM was 50% [40–50] for benign (n=11) and 50% [50–50] for malignant (n=13). Positive-call median ROM was 70% [70–70] for benign (n=35) and 70% [70–70] for malignant (n=72). The numeric ROM% in this cohort therefore validates the band assignments without contradiction (Figure 3).</w:t>
       </w:r>
     </w:p>
     <w:p>
@@ -774,7 +774,7 @@
         <w:spacing w:after="120"/>
       </w:pPr>
       <w:r>
-        <w:t xml:space="preserve">This BigQuery-canonical re-analysis of an 8,368-patient institutional thyroid surgery cohort produces three observations relevant to the systematic-review evidence gaps that motivated it. First, when diagnostic performance is computed using the actual platform-reported call rather than a derived risk tier, Afirma's GSC behaves like a high-sensitivity rule-out test (sensitivity 89.4%, specificity 17.2% in surgical Bethesda III/IV) and ThyroSeq's binary band call shows balanced performance (67%/62%) with INTERMEDIATE handled as a separate category. The earlier version of Table 3 in this expansion (now superseded) reported substantially different numbers because it conflated the GSC call with Xpression Atlas mutation positivity for Afirma and pooled INTERMEDIATE with positive for ThyroSeq; that version is preserved at tables/superseded/ for audit. Second, the Bethesda III/IV 2–4 cm subgroup—the size band most relevant to the lobectomy-vs-total-thyroidectomy decision—is small (Afirma n=4, ThyroSeq n=19) but the ThyroSeq metrics align tightly at 89–90% across all four operating characteristics, suggesting that the platform's ROM bands are well-calibrated to histologic outcome in this size band specifically. Third, verification bias is the dominant methodological limitation in any single-institution surgical retrospective of these platforms: only 5 Afirma-negative and 50 ThyroSeq-negative patients in the entire surgical Bethesda III/IV cohort, because patients with a benign call typically do not progress to surgery, which depletes the true-negative cell. Specificity and NPV are therefore conditional-on-surgery operating characteristics, not population-level test performance.</w:t>
+        <w:t xml:space="preserve">This BigQuery-canonical re-analysis of an 8,368-patient institutional thyroid surgery cohort produces three observations relevant to the systematic-review evidence gaps that motivated it. First, when diagnostic performance is computed using the actual platform-reported call rather than a derived risk tier, Afirma's GSC behaves like a high-sensitivity rule-out test (sensitivity 90.4%, specificity 20.5% in surgical Bethesda III/IV) and ThyroSeq's binary band call shows balanced performance (70%/63%) with INTERMEDIATE handled as a separate category. The earlier versions of Table 3 in this expansion (now superseded; v1 used a derived call, v2 was applied before the mig_323 platform reclassification) are preserved at tables/superseded/ and superseded_v2/ for audit. Second, the Bethesda III/IV 2–4 cm subgroup—the size band most relevant to the lobectomy-vs-total-thyroidectomy decision—has n=5 for Afirma and n=31 for ThyroSeq after platform reclassification. ThyroSeq metrics in 2–4 cm cluster at 87% sensitivity, 75% specificity, 77% PPV, and 86% NPV; the Afirma cell is too small for stable interpretation. Third, verification bias remains the dominant methodological limitation in any single-institution surgical retrospective of these platforms: a relatively small fraction of the surgical Bethesda III/IV cohort had a benign molecular call (patients with a benign call typically do not progress to surgery), which depletes the true-negative cell. Specificity and NPV are therefore conditional-on-surgery operating characteristics, not population-level test performance.</w:t>
       </w:r>
     </w:p>
     <w:p>
@@ -782,7 +782,7 @@
         <w:spacing w:after="120"/>
       </w:pPr>
       <w:r>
-        <w:t xml:space="preserve">Two methodological observations are worth flagging for follow-up. First, 165 ThyroSeq tests in this cohort have a non-classifiable reported call (rom_descriptor IS NULL AND overall_result_class NOT IN ('positive','negative')) despite the underlying clinical reports presumably containing a band assignment. Roughly half of those (49% of 165) went to malignant histology, suggesting these are not random missingness but include a meaningful share of clinically called tests where our extraction did not capture the band. A parser-completeness verification check is recommended (filed as VC-MOL-PARSE-001 in the institutional Verification Checks table for the next session), and the ThyroSeq performance estimates here are conservative until that gap is resolved. Second, the 2–4 cm subgroup analysis is underpowered for Afirma in this institutional cohort; multi-center pooling with reported-call—rather than risk-tier—granularity would be valuable.</w:t>
+        <w:t xml:space="preserve">Three methodological observations are worth flagging for follow-up. First, after the mig_321 parser fallback work and the mig_323 platform reclassification + Afirma rescue, ThyroSeq band coverage on the canonical layer rose from approximately 36% (pre-fix baseline) to 90.4% globally and to ~94% in the manuscript-relevant Bethesda III/IV surgical subset (VC-MOL-PARSE-001, VC-MOL-PARSE-002). Seventeen ThyroSeq records remain truly unresolvable from source signal alone (no parseable band text and no numeric ROM%), bounding the ThyroSeq precision of the v3 estimates. Second, sixteen mislabeled records with pre-existing mig_321 parser-assigned bands were flagged by the reported_text guard and not auto-reclassified; they need manual platform confirmation before they can shift arms (VC-MOL-PLATFORM-001). Third, the 2–4 cm Afirma cell remains underpowered (n=5) in this institutional cohort; multi-center pooling with reported-call—rather than risk-tier—granularity would be valuable, and is the highest-yield next external step.</w:t>
       </w:r>
     </w:p>
     <w:p>
@@ -832,7 +832,7 @@
         <w:spacing w:after="120"/>
       </w:pPr>
       <w:r>
-        <w:t xml:space="preserve">Using the actual platform-reported call rather than a derived risk tier, Afirma's GSC and ThyroSeq's binary band call show distinct operating characteristics in surgical Bethesda III/IV cytology that align with each platform's design (Afirma: rule-out, high sensitivity, low specificity; ThyroSeq: balanced, with INTERMEDIATE as a clinically distinct third bucket). In the Bethesda III/IV 2–4 cm subgroup specifically, ThyroSeq metrics cluster at 88.9–90.0% across sensitivity, specificity, PPV, and NPV (n=19 evaluable). All conditional-on-surgery estimates in this dataset are subject to verification bias and a measurable parser-completeness gap on the ThyroSeq band. Multi-center pooling using the actual platform-reported call—rather than derived risk tiers—remains the highest-yield next step for size-stratified diagnostic-performance estimation.</w:t>
+        <w:t xml:space="preserve">Using the actual platform-reported call rather than a derived risk tier, and after platform reclassification at the canonical layer, Afirma's GSC and ThyroSeq's binary band call show distinct operating characteristics in surgical Bethesda III/IV cytology that align with each platform's design (Afirma: rule-out, sensitivity 90.4%, specificity 20.5%; ThyroSeq: balanced, sensitivity 69.7%, specificity 63.2%, with INTERMEDIATE as a clinically distinct third bucket). In the Bethesda III/IV 2–4 cm subgroup specifically, ThyroSeq metrics cluster at 87% sensitivity, 75% specificity, 77% PPV, and 86% NPV (n=31 evaluable). All conditional-on-surgery estimates in this dataset are subject to verification bias and a residual parser-completeness gap on 17 ThyroSeq records with no parseable band text. Multi-center pooling using the actual platform-reported call—rather than derived risk tiers—remains the highest-yield next step for size-stratified diagnostic-performance estimation.</w:t>
       </w:r>
     </w:p>
     <w:p>
@@ -3316,7 +3316,7 @@
                 <w:sz w:val="18"/>
                 <w:szCs w:val="18"/>
               </w:rPr>
-              <w:t xml:space="preserve">42</w:t>
+              <w:t xml:space="preserve">47</w:t>
             </w:r>
           </w:p>
         </w:tc>
@@ -3344,7 +3344,7 @@
                 <w:sz w:val="18"/>
                 <w:szCs w:val="18"/>
               </w:rPr>
-              <w:t xml:space="preserve">24</w:t>
+              <w:t xml:space="preserve">31</w:t>
             </w:r>
           </w:p>
         </w:tc>
@@ -3400,7 +3400,7 @@
                 <w:sz w:val="18"/>
                 <w:szCs w:val="18"/>
               </w:rPr>
-              <w:t xml:space="preserve">5</w:t>
+              <w:t xml:space="preserve">8</w:t>
             </w:r>
           </w:p>
         </w:tc>
@@ -3428,7 +3428,7 @@
                 <w:sz w:val="18"/>
                 <w:szCs w:val="18"/>
               </w:rPr>
-              <w:t xml:space="preserve">76</w:t>
+              <w:t xml:space="preserve">91</w:t>
             </w:r>
           </w:p>
         </w:tc>
@@ -3456,7 +3456,7 @@
                 <w:sz w:val="18"/>
                 <w:szCs w:val="18"/>
               </w:rPr>
-              <w:t xml:space="preserve">89.4 [77.4–95.4]</w:t>
+              <w:t xml:space="preserve">90.4 [79.4–95.8]</w:t>
             </w:r>
           </w:p>
         </w:tc>
@@ -3484,7 +3484,7 @@
                 <w:sz w:val="18"/>
                 <w:szCs w:val="18"/>
               </w:rPr>
-              <w:t xml:space="preserve">17.2 [7.6–34.5]</w:t>
+              <w:t xml:space="preserve">20.5 [10.8–35.5]</w:t>
             </w:r>
           </w:p>
         </w:tc>
@@ -3512,7 +3512,7 @@
                 <w:sz w:val="18"/>
                 <w:szCs w:val="18"/>
               </w:rPr>
-              <w:t xml:space="preserve">63.6 [51.6–74.2]</w:t>
+              <w:t xml:space="preserve">60.3 [49.2–70.4]</w:t>
             </w:r>
           </w:p>
         </w:tc>
@@ -3540,7 +3540,7 @@
                 <w:sz w:val="18"/>
                 <w:szCs w:val="18"/>
               </w:rPr>
-              <w:t xml:space="preserve">50.0 [23.7–76.3]</w:t>
+              <w:t xml:space="preserve">61.5 [35.5–82.3]</w:t>
             </w:r>
           </w:p>
         </w:tc>
@@ -3626,68 +3626,68 @@
                 <w:sz w:val="18"/>
                 <w:szCs w:val="18"/>
               </w:rPr>
+              <w:t xml:space="preserve">1</w:t>
+            </w:r>
+          </w:p>
+        </w:tc>
+        <w:tc>
+          <w:tcPr>
+            <w:tcW w:type="dxa" w:w="500"/>
+            <w:tcBorders>
+              <w:top w:val="single" w:color="999999" w:sz="4"/>
+              <w:left w:val="single" w:color="999999" w:sz="4"/>
+              <w:bottom w:val="single" w:color="999999" w:sz="4"/>
+              <w:right w:val="single" w:color="999999" w:sz="4"/>
+            </w:tcBorders>
+            <w:tcMar>
+              <w:top w:type="dxa" w:w="80"/>
+              <w:left w:type="dxa" w:w="120"/>
+              <w:bottom w:type="dxa" w:w="80"/>
+              <w:right w:type="dxa" w:w="120"/>
+            </w:tcMar>
+          </w:tcPr>
+          <w:p>
+            <w:r>
+              <w:rPr>
+                <w:b w:val="false"/>
+                <w:bCs w:val="false"/>
+                <w:sz w:val="18"/>
+                <w:szCs w:val="18"/>
+              </w:rPr>
+              <w:t xml:space="preserve">1</w:t>
+            </w:r>
+          </w:p>
+        </w:tc>
+        <w:tc>
+          <w:tcPr>
+            <w:tcW w:type="dxa" w:w="500"/>
+            <w:tcBorders>
+              <w:top w:val="single" w:color="999999" w:sz="4"/>
+              <w:left w:val="single" w:color="999999" w:sz="4"/>
+              <w:bottom w:val="single" w:color="999999" w:sz="4"/>
+              <w:right w:val="single" w:color="999999" w:sz="4"/>
+            </w:tcBorders>
+            <w:tcMar>
+              <w:top w:type="dxa" w:w="80"/>
+              <w:left w:type="dxa" w:w="120"/>
+              <w:bottom w:type="dxa" w:w="80"/>
+              <w:right w:type="dxa" w:w="120"/>
+            </w:tcMar>
+          </w:tcPr>
+          <w:p>
+            <w:r>
+              <w:rPr>
+                <w:b w:val="false"/>
+                <w:bCs w:val="false"/>
+                <w:sz w:val="18"/>
+                <w:szCs w:val="18"/>
+              </w:rPr>
               <w:t xml:space="preserve">0</w:t>
             </w:r>
           </w:p>
         </w:tc>
         <w:tc>
           <w:tcPr>
-            <w:tcW w:type="dxa" w:w="500"/>
-            <w:tcBorders>
-              <w:top w:val="single" w:color="999999" w:sz="4"/>
-              <w:left w:val="single" w:color="999999" w:sz="4"/>
-              <w:bottom w:val="single" w:color="999999" w:sz="4"/>
-              <w:right w:val="single" w:color="999999" w:sz="4"/>
-            </w:tcBorders>
-            <w:tcMar>
-              <w:top w:type="dxa" w:w="80"/>
-              <w:left w:type="dxa" w:w="120"/>
-              <w:bottom w:type="dxa" w:w="80"/>
-              <w:right w:type="dxa" w:w="120"/>
-            </w:tcMar>
-          </w:tcPr>
-          <w:p>
-            <w:r>
-              <w:rPr>
-                <w:b w:val="false"/>
-                <w:bCs w:val="false"/>
-                <w:sz w:val="18"/>
-                <w:szCs w:val="18"/>
-              </w:rPr>
-              <w:t xml:space="preserve">1</w:t>
-            </w:r>
-          </w:p>
-        </w:tc>
-        <w:tc>
-          <w:tcPr>
-            <w:tcW w:type="dxa" w:w="500"/>
-            <w:tcBorders>
-              <w:top w:val="single" w:color="999999" w:sz="4"/>
-              <w:left w:val="single" w:color="999999" w:sz="4"/>
-              <w:bottom w:val="single" w:color="999999" w:sz="4"/>
-              <w:right w:val="single" w:color="999999" w:sz="4"/>
-            </w:tcBorders>
-            <w:tcMar>
-              <w:top w:type="dxa" w:w="80"/>
-              <w:left w:type="dxa" w:w="120"/>
-              <w:bottom w:type="dxa" w:w="80"/>
-              <w:right w:type="dxa" w:w="120"/>
-            </w:tcMar>
-          </w:tcPr>
-          <w:p>
-            <w:r>
-              <w:rPr>
-                <w:b w:val="false"/>
-                <w:bCs w:val="false"/>
-                <w:sz w:val="18"/>
-                <w:szCs w:val="18"/>
-              </w:rPr>
-              <w:t xml:space="preserve">0</w:t>
-            </w:r>
-          </w:p>
-        </w:tc>
-        <w:tc>
-          <w:tcPr>
             <w:tcW w:type="dxa" w:w="600"/>
             <w:tcBorders>
               <w:top w:val="single" w:color="999999" w:sz="4"/>
@@ -3710,7 +3710,7 @@
                 <w:sz w:val="18"/>
                 <w:szCs w:val="18"/>
               </w:rPr>
-              <w:t xml:space="preserve">4</w:t>
+              <w:t xml:space="preserve">5</w:t>
             </w:r>
           </w:p>
         </w:tc>
@@ -3766,7 +3766,7 @@
                 <w:sz w:val="18"/>
                 <w:szCs w:val="18"/>
               </w:rPr>
-              <w:t xml:space="preserve">—</w:t>
+              <w:t xml:space="preserve">0.0 [0.0–79.3]</w:t>
             </w:r>
           </w:p>
         </w:tc>
@@ -3794,7 +3794,7 @@
                 <w:sz w:val="18"/>
                 <w:szCs w:val="18"/>
               </w:rPr>
-              <w:t xml:space="preserve">100.0 [43.8–100.0]</w:t>
+              <w:t xml:space="preserve">75.0 [30.1–95.4]</w:t>
             </w:r>
           </w:p>
         </w:tc>
@@ -3880,7 +3880,7 @@
                 <w:sz w:val="18"/>
                 <w:szCs w:val="18"/>
               </w:rPr>
-              <w:t xml:space="preserve">33</w:t>
+              <w:t xml:space="preserve">85</w:t>
             </w:r>
           </w:p>
         </w:tc>
@@ -3908,7 +3908,7 @@
                 <w:sz w:val="18"/>
                 <w:szCs w:val="18"/>
               </w:rPr>
-              <w:t xml:space="preserve">21</w:t>
+              <w:t xml:space="preserve">48</w:t>
             </w:r>
           </w:p>
         </w:tc>
@@ -3936,7 +3936,7 @@
                 <w:sz w:val="18"/>
                 <w:szCs w:val="18"/>
               </w:rPr>
-              <w:t xml:space="preserve">16</w:t>
+              <w:t xml:space="preserve">37</w:t>
             </w:r>
           </w:p>
         </w:tc>
@@ -3964,7 +3964,7 @@
                 <w:sz w:val="18"/>
                 <w:szCs w:val="18"/>
               </w:rPr>
-              <w:t xml:space="preserve">34</w:t>
+              <w:t xml:space="preserve">82</w:t>
             </w:r>
           </w:p>
         </w:tc>
@@ -3992,7 +3992,7 @@
                 <w:sz w:val="18"/>
                 <w:szCs w:val="18"/>
               </w:rPr>
-              <w:t xml:space="preserve">104</w:t>
+              <w:t xml:space="preserve">226</w:t>
             </w:r>
           </w:p>
         </w:tc>
@@ -4020,7 +4020,7 @@
                 <w:sz w:val="18"/>
                 <w:szCs w:val="18"/>
               </w:rPr>
-              <w:t xml:space="preserve">67.3 [53.4–78.8]</w:t>
+              <w:t xml:space="preserve">69.7 [60.5–77.6]</w:t>
             </w:r>
           </w:p>
         </w:tc>
@@ -4048,7 +4048,7 @@
                 <w:sz w:val="18"/>
                 <w:szCs w:val="18"/>
               </w:rPr>
-              <w:t xml:space="preserve">61.8 [48.6–73.5]</w:t>
+              <w:t xml:space="preserve">63.2 [54.2–71.4]</w:t>
             </w:r>
           </w:p>
         </w:tc>
@@ -4076,7 +4076,7 @@
                 <w:sz w:val="18"/>
                 <w:szCs w:val="18"/>
               </w:rPr>
-              <w:t xml:space="preserve">61.1 [47.8–73.0]</w:t>
+              <w:t xml:space="preserve">63.9 [54.9–71.9]</w:t>
             </w:r>
           </w:p>
         </w:tc>
@@ -4104,7 +4104,7 @@
                 <w:sz w:val="18"/>
                 <w:szCs w:val="18"/>
               </w:rPr>
-              <w:t xml:space="preserve">68.0 [54.2–79.2]</w:t>
+              <w:t xml:space="preserve">69.2 [59.9–77.1]</w:t>
             </w:r>
           </w:p>
         </w:tc>
@@ -4162,7 +4162,7 @@
                 <w:sz w:val="18"/>
                 <w:szCs w:val="18"/>
               </w:rPr>
-              <w:t xml:space="preserve">8</w:t>
+              <w:t xml:space="preserve">13</w:t>
             </w:r>
           </w:p>
         </w:tc>
@@ -4190,7 +4190,7 @@
                 <w:sz w:val="18"/>
                 <w:szCs w:val="18"/>
               </w:rPr>
-              <w:t xml:space="preserve">1</w:t>
+              <w:t xml:space="preserve">4</w:t>
             </w:r>
           </w:p>
         </w:tc>
@@ -4218,7 +4218,7 @@
                 <w:sz w:val="18"/>
                 <w:szCs w:val="18"/>
               </w:rPr>
-              <w:t xml:space="preserve">1</w:t>
+              <w:t xml:space="preserve">2</w:t>
             </w:r>
           </w:p>
         </w:tc>
@@ -4246,7 +4246,7 @@
                 <w:sz w:val="18"/>
                 <w:szCs w:val="18"/>
               </w:rPr>
-              <w:t xml:space="preserve">9</w:t>
+              <w:t xml:space="preserve">12</w:t>
             </w:r>
           </w:p>
         </w:tc>
@@ -4274,7 +4274,7 @@
                 <w:sz w:val="18"/>
                 <w:szCs w:val="18"/>
               </w:rPr>
-              <w:t xml:space="preserve">19</w:t>
+              <w:t xml:space="preserve">31</w:t>
             </w:r>
           </w:p>
         </w:tc>
@@ -4302,7 +4302,7 @@
                 <w:sz w:val="18"/>
                 <w:szCs w:val="18"/>
               </w:rPr>
-              <w:t xml:space="preserve">88.9 [56.5–98.0]</w:t>
+              <w:t xml:space="preserve">86.7 [62.1–96.3]</w:t>
             </w:r>
           </w:p>
         </w:tc>
@@ -4330,7 +4330,7 @@
                 <w:sz w:val="18"/>
                 <w:szCs w:val="18"/>
               </w:rPr>
-              <w:t xml:space="preserve">90.0 [59.6–98.2]</w:t>
+              <w:t xml:space="preserve">75.0 [50.5–89.8]</w:t>
             </w:r>
           </w:p>
         </w:tc>
@@ -4358,7 +4358,7 @@
                 <w:sz w:val="18"/>
                 <w:szCs w:val="18"/>
               </w:rPr>
-              <w:t xml:space="preserve">88.9 [56.5–98.0]</w:t>
+              <w:t xml:space="preserve">76.5 [52.7–90.4]</w:t>
             </w:r>
           </w:p>
         </w:tc>
@@ -4386,7 +4386,7 @@
                 <w:sz w:val="18"/>
                 <w:szCs w:val="18"/>
               </w:rPr>
-              <w:t xml:space="preserve">90.0 [59.6–98.2]</w:t>
+              <w:t xml:space="preserve">85.7 [60.1–96.0]</w:t>
             </w:r>
           </w:p>
         </w:tc>
